--- a/Document/Document Revisi Setelah Seminar.docx
+++ b/Document/Document Revisi Setelah Seminar.docx
@@ -171,8 +171,8 @@
       </w:tblPr>
       <w:tblGrid>
         <w:gridCol w:w="562"/>
-        <w:gridCol w:w="5245"/>
-        <w:gridCol w:w="1843"/>
+        <w:gridCol w:w="4678"/>
+        <w:gridCol w:w="2410"/>
         <w:gridCol w:w="2206"/>
       </w:tblGrid>
       <w:tr>
@@ -185,16 +185,16 @@
               <w:rPr>
                 <w:rFonts w:ascii="Times New Roman" w:eastAsia="Times New Roman" w:hAnsi="Times New Roman" w:cs="Times New Roman"/>
                 <w:b/>
-                <w:sz w:val="20"/>
-                <w:szCs w:val="20"/>
+                <w:sz w:val="24"/>
+                <w:szCs w:val="24"/>
               </w:rPr>
             </w:pPr>
             <w:r>
               <w:rPr>
                 <w:rFonts w:ascii="Times New Roman" w:eastAsia="Times New Roman" w:hAnsi="Times New Roman" w:cs="Times New Roman"/>
                 <w:b/>
-                <w:sz w:val="20"/>
-                <w:szCs w:val="20"/>
+                <w:sz w:val="24"/>
+                <w:szCs w:val="24"/>
               </w:rPr>
               <w:t>No</w:t>
             </w:r>
@@ -202,23 +202,23 @@
         </w:tc>
         <w:tc>
           <w:tcPr>
-            <w:tcW w:w="5245" w:type="dxa"/>
+            <w:tcW w:w="4678" w:type="dxa"/>
           </w:tcPr>
           <w:p>
             <w:pPr>
               <w:rPr>
                 <w:rFonts w:ascii="Times New Roman" w:eastAsia="Times New Roman" w:hAnsi="Times New Roman" w:cs="Times New Roman"/>
                 <w:b/>
-                <w:sz w:val="20"/>
-                <w:szCs w:val="20"/>
+                <w:sz w:val="24"/>
+                <w:szCs w:val="24"/>
               </w:rPr>
             </w:pPr>
             <w:r>
               <w:rPr>
                 <w:rFonts w:ascii="Times New Roman" w:eastAsia="Times New Roman" w:hAnsi="Times New Roman" w:cs="Times New Roman"/>
                 <w:b/>
-                <w:sz w:val="20"/>
-                <w:szCs w:val="20"/>
+                <w:sz w:val="24"/>
+                <w:szCs w:val="24"/>
               </w:rPr>
               <w:t>Deskripsi Revisi</w:t>
             </w:r>
@@ -226,23 +226,23 @@
         </w:tc>
         <w:tc>
           <w:tcPr>
-            <w:tcW w:w="1843" w:type="dxa"/>
+            <w:tcW w:w="2410" w:type="dxa"/>
           </w:tcPr>
           <w:p>
             <w:pPr>
               <w:rPr>
                 <w:rFonts w:ascii="Times New Roman" w:eastAsia="Times New Roman" w:hAnsi="Times New Roman" w:cs="Times New Roman"/>
                 <w:b/>
-                <w:sz w:val="20"/>
-                <w:szCs w:val="20"/>
+                <w:sz w:val="24"/>
+                <w:szCs w:val="24"/>
               </w:rPr>
             </w:pPr>
             <w:r>
               <w:rPr>
                 <w:rFonts w:ascii="Times New Roman" w:eastAsia="Times New Roman" w:hAnsi="Times New Roman" w:cs="Times New Roman"/>
                 <w:b/>
-                <w:sz w:val="20"/>
-                <w:szCs w:val="20"/>
+                <w:sz w:val="24"/>
+                <w:szCs w:val="24"/>
               </w:rPr>
               <w:t>Diberikan Oleh</w:t>
             </w:r>
@@ -257,8 +257,8 @@
               <w:rPr>
                 <w:rFonts w:ascii="Times New Roman" w:eastAsia="Times New Roman" w:hAnsi="Times New Roman" w:cs="Times New Roman"/>
                 <w:b/>
-                <w:sz w:val="20"/>
-                <w:szCs w:val="20"/>
+                <w:sz w:val="24"/>
+                <w:szCs w:val="24"/>
                 <w:lang w:val="sv-SE"/>
               </w:rPr>
             </w:pPr>
@@ -266,8 +266,8 @@
               <w:rPr>
                 <w:rFonts w:ascii="Times New Roman" w:eastAsia="Times New Roman" w:hAnsi="Times New Roman" w:cs="Times New Roman"/>
                 <w:b/>
-                <w:sz w:val="20"/>
-                <w:szCs w:val="20"/>
+                <w:sz w:val="24"/>
+                <w:szCs w:val="24"/>
                 <w:lang w:val="sv-SE"/>
               </w:rPr>
               <w:t>Disetujui / Tidak Disetujui (Alasan Jika Tidak Disetujui)</w:t>
@@ -284,15 +284,15 @@
             <w:pPr>
               <w:rPr>
                 <w:rFonts w:ascii="Times New Roman" w:eastAsia="Times New Roman" w:hAnsi="Times New Roman" w:cs="Times New Roman"/>
-                <w:sz w:val="20"/>
-                <w:szCs w:val="20"/>
+                <w:sz w:val="24"/>
+                <w:szCs w:val="24"/>
               </w:rPr>
             </w:pPr>
             <w:r>
               <w:rPr>
                 <w:rFonts w:ascii="Times New Roman" w:eastAsia="Times New Roman" w:hAnsi="Times New Roman" w:cs="Times New Roman"/>
-                <w:sz w:val="20"/>
-                <w:szCs w:val="20"/>
+                <w:sz w:val="24"/>
+                <w:szCs w:val="24"/>
               </w:rPr>
               <w:t>1</w:t>
             </w:r>
@@ -300,49 +300,65 @@
         </w:tc>
         <w:tc>
           <w:tcPr>
-            <w:tcW w:w="5245" w:type="dxa"/>
+            <w:tcW w:w="4678" w:type="dxa"/>
           </w:tcPr>
           <w:p>
             <w:pPr>
               <w:rPr>
                 <w:rFonts w:ascii="Times New Roman" w:eastAsia="Times New Roman" w:hAnsi="Times New Roman" w:cs="Times New Roman"/>
-                <w:sz w:val="20"/>
-                <w:szCs w:val="20"/>
+                <w:sz w:val="24"/>
+                <w:szCs w:val="24"/>
                 <w:lang w:val="sv-SE"/>
               </w:rPr>
             </w:pPr>
             <w:r>
               <w:rPr>
                 <w:rFonts w:ascii="Times New Roman" w:eastAsia="Times New Roman" w:hAnsi="Times New Roman" w:cs="Times New Roman"/>
-                <w:sz w:val="20"/>
-                <w:szCs w:val="20"/>
-                <w:lang w:val="sv-SE"/>
-              </w:rPr>
-              <w:t>Membandingkan hasil dengan setidaknya 3 model yang berbeda</w:t>
+                <w:sz w:val="24"/>
+                <w:szCs w:val="24"/>
+              </w:rPr>
+              <w:t xml:space="preserve">Menambahkan definisi konsep multimodal, </w:t>
+            </w:r>
+            <w:r>
+              <w:rPr>
+                <w:rFonts w:ascii="Times New Roman" w:eastAsia="Times New Roman" w:hAnsi="Times New Roman" w:cs="Times New Roman"/>
+                <w:i/>
+                <w:iCs/>
+                <w:sz w:val="24"/>
+                <w:szCs w:val="24"/>
+              </w:rPr>
+              <w:t>self-harm,</w:t>
+            </w:r>
+            <w:r>
+              <w:rPr>
+                <w:rFonts w:ascii="Times New Roman" w:eastAsia="Times New Roman" w:hAnsi="Times New Roman" w:cs="Times New Roman"/>
+                <w:sz w:val="24"/>
+                <w:szCs w:val="24"/>
+              </w:rPr>
+              <w:t xml:space="preserve"> meme, serta penjelasan CLIP &amp; ELECTRA di latar belakang</w:t>
             </w:r>
           </w:p>
         </w:tc>
         <w:tc>
           <w:tcPr>
-            <w:tcW w:w="1843" w:type="dxa"/>
+            <w:tcW w:w="2410" w:type="dxa"/>
           </w:tcPr>
           <w:p>
             <w:pPr>
               <w:rPr>
                 <w:rFonts w:ascii="Times New Roman" w:eastAsia="Times New Roman" w:hAnsi="Times New Roman" w:cs="Times New Roman"/>
-                <w:sz w:val="20"/>
-                <w:szCs w:val="20"/>
+                <w:sz w:val="24"/>
+                <w:szCs w:val="24"/>
                 <w:lang w:val="sv-SE"/>
               </w:rPr>
             </w:pPr>
             <w:r>
               <w:rPr>
                 <w:rFonts w:ascii="Times New Roman" w:eastAsia="Times New Roman" w:hAnsi="Times New Roman" w:cs="Times New Roman"/>
-                <w:sz w:val="20"/>
-                <w:szCs w:val="20"/>
-                <w:lang w:val="sv-SE"/>
-              </w:rPr>
-              <w:t>Penguji 1 (Bapak Martin C.T. Manullang)</w:t>
+                <w:sz w:val="24"/>
+                <w:szCs w:val="24"/>
+              </w:rPr>
+              <w:t>Penguji 1 (Ibu Leslie Anggraini)</w:t>
             </w:r>
           </w:p>
         </w:tc>
@@ -354,19 +370,19 @@
             <w:pPr>
               <w:rPr>
                 <w:rFonts w:ascii="Times New Roman" w:eastAsia="Times New Roman" w:hAnsi="Times New Roman" w:cs="Times New Roman"/>
-                <w:sz w:val="20"/>
-                <w:szCs w:val="20"/>
+                <w:sz w:val="24"/>
+                <w:szCs w:val="24"/>
                 <w:lang w:val="sv-SE"/>
               </w:rPr>
             </w:pPr>
             <w:r>
               <w:rPr>
                 <w:rFonts w:ascii="Times New Roman" w:eastAsia="Times New Roman" w:hAnsi="Times New Roman" w:cs="Times New Roman"/>
-                <w:sz w:val="20"/>
-                <w:szCs w:val="20"/>
+                <w:sz w:val="24"/>
+                <w:szCs w:val="24"/>
                 <w:lang w:val="sv-SE"/>
               </w:rPr>
-              <w:t>Tidak Disetujui: Karena waktu yang terbatas dalam pelaksanaan penelitian</w:t>
+              <w:t>Disetujui</w:t>
             </w:r>
           </w:p>
         </w:tc>
@@ -380,15 +396,15 @@
             <w:pPr>
               <w:rPr>
                 <w:rFonts w:ascii="Times New Roman" w:eastAsia="Times New Roman" w:hAnsi="Times New Roman" w:cs="Times New Roman"/>
-                <w:sz w:val="20"/>
-                <w:szCs w:val="20"/>
+                <w:sz w:val="24"/>
+                <w:szCs w:val="24"/>
               </w:rPr>
             </w:pPr>
             <w:r>
               <w:rPr>
                 <w:rFonts w:ascii="Times New Roman" w:eastAsia="Times New Roman" w:hAnsi="Times New Roman" w:cs="Times New Roman"/>
-                <w:sz w:val="20"/>
-                <w:szCs w:val="20"/>
+                <w:sz w:val="24"/>
+                <w:szCs w:val="24"/>
               </w:rPr>
               <w:t>2</w:t>
             </w:r>
@@ -396,47 +412,47 @@
         </w:tc>
         <w:tc>
           <w:tcPr>
-            <w:tcW w:w="5245" w:type="dxa"/>
+            <w:tcW w:w="4678" w:type="dxa"/>
           </w:tcPr>
           <w:p>
             <w:pPr>
               <w:rPr>
                 <w:rFonts w:ascii="Times New Roman" w:eastAsia="Times New Roman" w:hAnsi="Times New Roman" w:cs="Times New Roman"/>
-                <w:sz w:val="20"/>
-                <w:szCs w:val="20"/>
+                <w:sz w:val="24"/>
+                <w:szCs w:val="24"/>
                 <w:lang w:val="sv-SE"/>
               </w:rPr>
             </w:pPr>
             <w:r>
               <w:rPr>
                 <w:rFonts w:ascii="Times New Roman" w:eastAsia="Times New Roman" w:hAnsi="Times New Roman" w:cs="Times New Roman"/>
-                <w:sz w:val="20"/>
-                <w:szCs w:val="20"/>
+                <w:sz w:val="24"/>
+                <w:szCs w:val="24"/>
                 <w:lang w:val="sv-SE"/>
               </w:rPr>
-              <w:t>Membahas alasan berdasarkan analisis mengapa model berbasis CNN tidak lebih baik</w:t>
+              <w:t>Memperbaiki rumusan masalah dan tujuan penelitian pada poin 3 yaitu evaluasi</w:t>
             </w:r>
           </w:p>
         </w:tc>
         <w:tc>
           <w:tcPr>
-            <w:tcW w:w="1843" w:type="dxa"/>
+            <w:tcW w:w="2410" w:type="dxa"/>
           </w:tcPr>
           <w:p>
             <w:pPr>
               <w:rPr>
                 <w:rFonts w:ascii="Times New Roman" w:eastAsia="Times New Roman" w:hAnsi="Times New Roman" w:cs="Times New Roman"/>
-                <w:sz w:val="20"/>
-                <w:szCs w:val="20"/>
+                <w:sz w:val="24"/>
+                <w:szCs w:val="24"/>
               </w:rPr>
             </w:pPr>
             <w:r>
               <w:rPr>
                 <w:rFonts w:ascii="Times New Roman" w:eastAsia="Times New Roman" w:hAnsi="Times New Roman" w:cs="Times New Roman"/>
-                <w:sz w:val="20"/>
-                <w:szCs w:val="20"/>
-              </w:rPr>
-              <w:t>Pembimbing 2 (Bapak Meida Cahyo Untoro)</w:t>
+                <w:sz w:val="24"/>
+                <w:szCs w:val="24"/>
+              </w:rPr>
+              <w:t>Penguji 1 (Ibu Leslie Anggraini)</w:t>
             </w:r>
           </w:p>
         </w:tc>
@@ -448,15 +464,1281 @@
             <w:pPr>
               <w:rPr>
                 <w:rFonts w:ascii="Times New Roman" w:eastAsia="Times New Roman" w:hAnsi="Times New Roman" w:cs="Times New Roman"/>
-                <w:sz w:val="20"/>
-                <w:szCs w:val="20"/>
+                <w:sz w:val="24"/>
+                <w:szCs w:val="24"/>
               </w:rPr>
             </w:pPr>
             <w:r>
               <w:rPr>
                 <w:rFonts w:ascii="Times New Roman" w:eastAsia="Times New Roman" w:hAnsi="Times New Roman" w:cs="Times New Roman"/>
-                <w:sz w:val="20"/>
-                <w:szCs w:val="20"/>
+                <w:sz w:val="24"/>
+                <w:szCs w:val="24"/>
+                <w:lang w:val="sv-SE"/>
+              </w:rPr>
+              <w:t>Disetujui</w:t>
+            </w:r>
+          </w:p>
+        </w:tc>
+      </w:tr>
+      <w:tr>
+        <w:tc>
+          <w:tcPr>
+            <w:tcW w:w="562" w:type="dxa"/>
+          </w:tcPr>
+          <w:p>
+            <w:pPr>
+              <w:rPr>
+                <w:rFonts w:ascii="Times New Roman" w:eastAsia="Times New Roman" w:hAnsi="Times New Roman" w:cs="Times New Roman"/>
+                <w:sz w:val="24"/>
+                <w:szCs w:val="24"/>
+              </w:rPr>
+            </w:pPr>
+            <w:r>
+              <w:rPr>
+                <w:rFonts w:ascii="Times New Roman" w:eastAsia="Times New Roman" w:hAnsi="Times New Roman" w:cs="Times New Roman"/>
+                <w:sz w:val="24"/>
+                <w:szCs w:val="24"/>
+              </w:rPr>
+              <w:t>3</w:t>
+            </w:r>
+          </w:p>
+        </w:tc>
+        <w:tc>
+          <w:tcPr>
+            <w:tcW w:w="4678" w:type="dxa"/>
+          </w:tcPr>
+          <w:p>
+            <w:pPr>
+              <w:rPr>
+                <w:rFonts w:ascii="Times New Roman" w:eastAsia="Times New Roman" w:hAnsi="Times New Roman" w:cs="Times New Roman"/>
+                <w:sz w:val="24"/>
+                <w:szCs w:val="24"/>
+                <w:lang w:val="sv-SE"/>
+              </w:rPr>
+            </w:pPr>
+            <w:r>
+              <w:rPr>
+                <w:rFonts w:ascii="Times New Roman" w:eastAsia="Times New Roman" w:hAnsi="Times New Roman" w:cs="Times New Roman"/>
+                <w:sz w:val="24"/>
+                <w:szCs w:val="24"/>
+                <w:lang w:val="sv-SE"/>
+              </w:rPr>
+              <w:t xml:space="preserve">Memperbaiki Tabel 2.1 dan menyusun dasar teori secara terurut berdasarkan topik </w:t>
+            </w:r>
+          </w:p>
+        </w:tc>
+        <w:tc>
+          <w:tcPr>
+            <w:tcW w:w="2410" w:type="dxa"/>
+          </w:tcPr>
+          <w:p>
+            <w:pPr>
+              <w:rPr>
+                <w:rFonts w:ascii="Times New Roman" w:eastAsia="Times New Roman" w:hAnsi="Times New Roman" w:cs="Times New Roman"/>
+                <w:sz w:val="24"/>
+                <w:szCs w:val="24"/>
+                <w:lang w:val="sv-SE"/>
+              </w:rPr>
+            </w:pPr>
+            <w:r>
+              <w:rPr>
+                <w:rFonts w:ascii="Times New Roman" w:eastAsia="Times New Roman" w:hAnsi="Times New Roman" w:cs="Times New Roman"/>
+                <w:sz w:val="24"/>
+                <w:szCs w:val="24"/>
+              </w:rPr>
+              <w:t>Penguji 1 (Ibu Leslie Anggraini)</w:t>
+            </w:r>
+          </w:p>
+        </w:tc>
+        <w:tc>
+          <w:tcPr>
+            <w:tcW w:w="2206" w:type="dxa"/>
+          </w:tcPr>
+          <w:p>
+            <w:pPr>
+              <w:rPr>
+                <w:rFonts w:ascii="Times New Roman" w:eastAsia="Times New Roman" w:hAnsi="Times New Roman" w:cs="Times New Roman"/>
+                <w:sz w:val="24"/>
+                <w:szCs w:val="24"/>
+                <w:lang w:val="sv-SE"/>
+              </w:rPr>
+            </w:pPr>
+            <w:r>
+              <w:rPr>
+                <w:rFonts w:ascii="Times New Roman" w:eastAsia="Times New Roman" w:hAnsi="Times New Roman" w:cs="Times New Roman"/>
+                <w:sz w:val="24"/>
+                <w:szCs w:val="24"/>
+                <w:lang w:val="sv-SE"/>
+              </w:rPr>
+              <w:t>Disetujui</w:t>
+            </w:r>
+          </w:p>
+        </w:tc>
+      </w:tr>
+      <w:tr>
+        <w:tc>
+          <w:tcPr>
+            <w:tcW w:w="562" w:type="dxa"/>
+          </w:tcPr>
+          <w:p>
+            <w:pPr>
+              <w:rPr>
+                <w:rFonts w:ascii="Times New Roman" w:eastAsia="Times New Roman" w:hAnsi="Times New Roman" w:cs="Times New Roman"/>
+                <w:sz w:val="24"/>
+                <w:szCs w:val="24"/>
+              </w:rPr>
+            </w:pPr>
+            <w:r>
+              <w:rPr>
+                <w:rFonts w:ascii="Times New Roman" w:eastAsia="Times New Roman" w:hAnsi="Times New Roman" w:cs="Times New Roman"/>
+                <w:sz w:val="24"/>
+                <w:szCs w:val="24"/>
+              </w:rPr>
+              <w:t>4</w:t>
+            </w:r>
+          </w:p>
+        </w:tc>
+        <w:tc>
+          <w:tcPr>
+            <w:tcW w:w="4678" w:type="dxa"/>
+          </w:tcPr>
+          <w:p>
+            <w:pPr>
+              <w:rPr>
+                <w:rFonts w:ascii="Times New Roman" w:eastAsia="Times New Roman" w:hAnsi="Times New Roman" w:cs="Times New Roman"/>
+                <w:sz w:val="24"/>
+                <w:szCs w:val="24"/>
+                <w:lang w:val="sv-SE"/>
+              </w:rPr>
+            </w:pPr>
+            <w:r>
+              <w:rPr>
+                <w:rFonts w:ascii="Times New Roman" w:eastAsia="Times New Roman" w:hAnsi="Times New Roman" w:cs="Times New Roman"/>
+                <w:sz w:val="24"/>
+                <w:szCs w:val="24"/>
+                <w:lang w:val="sv-SE"/>
+              </w:rPr>
+              <w:t xml:space="preserve">Menambahkan informasi distribusi dataset </w:t>
+            </w:r>
+            <w:r>
+              <w:rPr>
+                <w:rFonts w:ascii="Times New Roman" w:eastAsia="Times New Roman" w:hAnsi="Times New Roman" w:cs="Times New Roman"/>
+                <w:i/>
+                <w:iCs/>
+                <w:sz w:val="24"/>
+                <w:szCs w:val="24"/>
+                <w:lang w:val="sv-SE"/>
+              </w:rPr>
+              <w:t>(self-harm &amp; non self-harm)</w:t>
+            </w:r>
+            <w:r>
+              <w:rPr>
+                <w:rFonts w:ascii="Times New Roman" w:eastAsia="Times New Roman" w:hAnsi="Times New Roman" w:cs="Times New Roman"/>
+                <w:sz w:val="24"/>
+                <w:szCs w:val="24"/>
+                <w:lang w:val="sv-SE"/>
+              </w:rPr>
+              <w:t xml:space="preserve"> dalam bentuk tabel</w:t>
+            </w:r>
+          </w:p>
+        </w:tc>
+        <w:tc>
+          <w:tcPr>
+            <w:tcW w:w="2410" w:type="dxa"/>
+          </w:tcPr>
+          <w:p>
+            <w:pPr>
+              <w:rPr>
+                <w:rFonts w:ascii="Times New Roman" w:eastAsia="Times New Roman" w:hAnsi="Times New Roman" w:cs="Times New Roman"/>
+                <w:sz w:val="24"/>
+                <w:szCs w:val="24"/>
+                <w:lang w:val="sv-SE"/>
+              </w:rPr>
+            </w:pPr>
+            <w:r>
+              <w:rPr>
+                <w:rFonts w:ascii="Times New Roman" w:eastAsia="Times New Roman" w:hAnsi="Times New Roman" w:cs="Times New Roman"/>
+                <w:sz w:val="24"/>
+                <w:szCs w:val="24"/>
+              </w:rPr>
+              <w:t>Penguji 1 (Ibu Leslie Anggraini)</w:t>
+            </w:r>
+          </w:p>
+        </w:tc>
+        <w:tc>
+          <w:tcPr>
+            <w:tcW w:w="2206" w:type="dxa"/>
+          </w:tcPr>
+          <w:p>
+            <w:pPr>
+              <w:rPr>
+                <w:rFonts w:ascii="Times New Roman" w:eastAsia="Times New Roman" w:hAnsi="Times New Roman" w:cs="Times New Roman"/>
+                <w:sz w:val="24"/>
+                <w:szCs w:val="24"/>
+                <w:lang w:val="sv-SE"/>
+              </w:rPr>
+            </w:pPr>
+            <w:r>
+              <w:rPr>
+                <w:rFonts w:ascii="Times New Roman" w:eastAsia="Times New Roman" w:hAnsi="Times New Roman" w:cs="Times New Roman"/>
+                <w:sz w:val="24"/>
+                <w:szCs w:val="24"/>
+                <w:lang w:val="sv-SE"/>
+              </w:rPr>
+              <w:t>Disetujui</w:t>
+            </w:r>
+          </w:p>
+        </w:tc>
+      </w:tr>
+      <w:tr>
+        <w:tc>
+          <w:tcPr>
+            <w:tcW w:w="562" w:type="dxa"/>
+          </w:tcPr>
+          <w:p>
+            <w:pPr>
+              <w:rPr>
+                <w:rFonts w:ascii="Times New Roman" w:eastAsia="Times New Roman" w:hAnsi="Times New Roman" w:cs="Times New Roman"/>
+                <w:sz w:val="24"/>
+                <w:szCs w:val="24"/>
+              </w:rPr>
+            </w:pPr>
+            <w:r>
+              <w:rPr>
+                <w:rFonts w:ascii="Times New Roman" w:eastAsia="Times New Roman" w:hAnsi="Times New Roman" w:cs="Times New Roman"/>
+                <w:sz w:val="24"/>
+                <w:szCs w:val="24"/>
+              </w:rPr>
+              <w:t>5</w:t>
+            </w:r>
+          </w:p>
+        </w:tc>
+        <w:tc>
+          <w:tcPr>
+            <w:tcW w:w="4678" w:type="dxa"/>
+          </w:tcPr>
+          <w:p>
+            <w:pPr>
+              <w:rPr>
+                <w:rFonts w:ascii="Times New Roman" w:eastAsia="Times New Roman" w:hAnsi="Times New Roman" w:cs="Times New Roman"/>
+                <w:sz w:val="24"/>
+                <w:szCs w:val="24"/>
+                <w:lang w:val="sv-SE"/>
+              </w:rPr>
+            </w:pPr>
+            <w:r>
+              <w:rPr>
+                <w:rFonts w:ascii="Times New Roman" w:eastAsia="Times New Roman" w:hAnsi="Times New Roman" w:cs="Times New Roman"/>
+                <w:sz w:val="24"/>
+                <w:szCs w:val="24"/>
+                <w:lang w:val="sv-SE"/>
+              </w:rPr>
+              <w:t>Menjelaskan metode augmentasi data yang digunakan</w:t>
+            </w:r>
+          </w:p>
+        </w:tc>
+        <w:tc>
+          <w:tcPr>
+            <w:tcW w:w="2410" w:type="dxa"/>
+          </w:tcPr>
+          <w:p>
+            <w:pPr>
+              <w:rPr>
+                <w:rFonts w:ascii="Times New Roman" w:eastAsia="Times New Roman" w:hAnsi="Times New Roman" w:cs="Times New Roman"/>
+                <w:sz w:val="24"/>
+                <w:szCs w:val="24"/>
+                <w:lang w:val="sv-SE"/>
+              </w:rPr>
+            </w:pPr>
+            <w:r>
+              <w:rPr>
+                <w:rFonts w:ascii="Times New Roman" w:eastAsia="Times New Roman" w:hAnsi="Times New Roman" w:cs="Times New Roman"/>
+                <w:sz w:val="24"/>
+                <w:szCs w:val="24"/>
+              </w:rPr>
+              <w:t>Penguji 1 (Ibu Leslie Anggraini)</w:t>
+            </w:r>
+          </w:p>
+        </w:tc>
+        <w:tc>
+          <w:tcPr>
+            <w:tcW w:w="2206" w:type="dxa"/>
+          </w:tcPr>
+          <w:p>
+            <w:pPr>
+              <w:rPr>
+                <w:rFonts w:ascii="Times New Roman" w:eastAsia="Times New Roman" w:hAnsi="Times New Roman" w:cs="Times New Roman"/>
+                <w:sz w:val="24"/>
+                <w:szCs w:val="24"/>
+                <w:lang w:val="sv-SE"/>
+              </w:rPr>
+            </w:pPr>
+            <w:r>
+              <w:rPr>
+                <w:rFonts w:ascii="Times New Roman" w:eastAsia="Times New Roman" w:hAnsi="Times New Roman" w:cs="Times New Roman"/>
+                <w:sz w:val="24"/>
+                <w:szCs w:val="24"/>
+                <w:lang w:val="sv-SE"/>
+              </w:rPr>
+              <w:t>Disetujui</w:t>
+            </w:r>
+          </w:p>
+        </w:tc>
+      </w:tr>
+      <w:tr>
+        <w:tc>
+          <w:tcPr>
+            <w:tcW w:w="562" w:type="dxa"/>
+          </w:tcPr>
+          <w:p>
+            <w:pPr>
+              <w:rPr>
+                <w:rFonts w:ascii="Times New Roman" w:eastAsia="Times New Roman" w:hAnsi="Times New Roman" w:cs="Times New Roman"/>
+                <w:sz w:val="24"/>
+                <w:szCs w:val="24"/>
+              </w:rPr>
+            </w:pPr>
+            <w:r>
+              <w:rPr>
+                <w:rFonts w:ascii="Times New Roman" w:eastAsia="Times New Roman" w:hAnsi="Times New Roman" w:cs="Times New Roman"/>
+                <w:sz w:val="24"/>
+                <w:szCs w:val="24"/>
+              </w:rPr>
+              <w:t>6</w:t>
+            </w:r>
+          </w:p>
+        </w:tc>
+        <w:tc>
+          <w:tcPr>
+            <w:tcW w:w="4678" w:type="dxa"/>
+          </w:tcPr>
+          <w:p>
+            <w:pPr>
+              <w:rPr>
+                <w:rFonts w:ascii="Times New Roman" w:eastAsia="Times New Roman" w:hAnsi="Times New Roman" w:cs="Times New Roman"/>
+                <w:sz w:val="24"/>
+                <w:szCs w:val="24"/>
+                <w:lang w:val="sv-SE"/>
+              </w:rPr>
+            </w:pPr>
+            <w:r>
+              <w:rPr>
+                <w:rFonts w:ascii="Times New Roman" w:eastAsia="Times New Roman" w:hAnsi="Times New Roman" w:cs="Times New Roman"/>
+                <w:sz w:val="24"/>
+                <w:szCs w:val="24"/>
+                <w:lang w:val="sv-SE"/>
+              </w:rPr>
+              <w:t>Menambahkan penjelasan detail tahapan untuk setiap varian model</w:t>
+            </w:r>
+          </w:p>
+        </w:tc>
+        <w:tc>
+          <w:tcPr>
+            <w:tcW w:w="2410" w:type="dxa"/>
+          </w:tcPr>
+          <w:p>
+            <w:pPr>
+              <w:rPr>
+                <w:rFonts w:ascii="Times New Roman" w:eastAsia="Times New Roman" w:hAnsi="Times New Roman" w:cs="Times New Roman"/>
+                <w:sz w:val="24"/>
+                <w:szCs w:val="24"/>
+                <w:lang w:val="sv-SE"/>
+              </w:rPr>
+            </w:pPr>
+            <w:r>
+              <w:rPr>
+                <w:rFonts w:ascii="Times New Roman" w:eastAsia="Times New Roman" w:hAnsi="Times New Roman" w:cs="Times New Roman"/>
+                <w:sz w:val="24"/>
+                <w:szCs w:val="24"/>
+              </w:rPr>
+              <w:t>Penguji 1 (Ibu Leslie Anggraini)</w:t>
+            </w:r>
+          </w:p>
+        </w:tc>
+        <w:tc>
+          <w:tcPr>
+            <w:tcW w:w="2206" w:type="dxa"/>
+          </w:tcPr>
+          <w:p>
+            <w:pPr>
+              <w:rPr>
+                <w:rFonts w:ascii="Times New Roman" w:eastAsia="Times New Roman" w:hAnsi="Times New Roman" w:cs="Times New Roman"/>
+                <w:sz w:val="24"/>
+                <w:szCs w:val="24"/>
+                <w:lang w:val="sv-SE"/>
+              </w:rPr>
+            </w:pPr>
+            <w:r>
+              <w:rPr>
+                <w:rFonts w:ascii="Times New Roman" w:eastAsia="Times New Roman" w:hAnsi="Times New Roman" w:cs="Times New Roman"/>
+                <w:sz w:val="24"/>
+                <w:szCs w:val="24"/>
+                <w:lang w:val="sv-SE"/>
+              </w:rPr>
+              <w:t>Disetujui</w:t>
+            </w:r>
+          </w:p>
+        </w:tc>
+      </w:tr>
+      <w:tr>
+        <w:tc>
+          <w:tcPr>
+            <w:tcW w:w="562" w:type="dxa"/>
+          </w:tcPr>
+          <w:p>
+            <w:pPr>
+              <w:rPr>
+                <w:rFonts w:ascii="Times New Roman" w:eastAsia="Times New Roman" w:hAnsi="Times New Roman" w:cs="Times New Roman"/>
+                <w:sz w:val="24"/>
+                <w:szCs w:val="24"/>
+              </w:rPr>
+            </w:pPr>
+            <w:r>
+              <w:rPr>
+                <w:rFonts w:ascii="Times New Roman" w:eastAsia="Times New Roman" w:hAnsi="Times New Roman" w:cs="Times New Roman"/>
+                <w:sz w:val="24"/>
+                <w:szCs w:val="24"/>
+              </w:rPr>
+              <w:t>7</w:t>
+            </w:r>
+          </w:p>
+        </w:tc>
+        <w:tc>
+          <w:tcPr>
+            <w:tcW w:w="4678" w:type="dxa"/>
+          </w:tcPr>
+          <w:p>
+            <w:pPr>
+              <w:rPr>
+                <w:rFonts w:ascii="Times New Roman" w:eastAsia="Times New Roman" w:hAnsi="Times New Roman" w:cs="Times New Roman"/>
+                <w:sz w:val="24"/>
+                <w:szCs w:val="24"/>
+                <w:lang w:val="sv-SE"/>
+              </w:rPr>
+            </w:pPr>
+            <w:r>
+              <w:rPr>
+                <w:rFonts w:ascii="Times New Roman" w:eastAsia="Times New Roman" w:hAnsi="Times New Roman" w:cs="Times New Roman"/>
+                <w:sz w:val="24"/>
+                <w:szCs w:val="24"/>
+                <w:lang w:val="sv-SE"/>
+              </w:rPr>
+              <w:t>Menjelaskan penanganan kasus teks tidak terbaca pada meme serta skenario konflik teks &amp; gambar</w:t>
+            </w:r>
+          </w:p>
+        </w:tc>
+        <w:tc>
+          <w:tcPr>
+            <w:tcW w:w="2410" w:type="dxa"/>
+          </w:tcPr>
+          <w:p>
+            <w:pPr>
+              <w:rPr>
+                <w:rFonts w:ascii="Times New Roman" w:eastAsia="Times New Roman" w:hAnsi="Times New Roman" w:cs="Times New Roman"/>
+                <w:sz w:val="24"/>
+                <w:szCs w:val="24"/>
+                <w:lang w:val="sv-SE"/>
+              </w:rPr>
+            </w:pPr>
+            <w:r>
+              <w:rPr>
+                <w:rFonts w:ascii="Times New Roman" w:eastAsia="Times New Roman" w:hAnsi="Times New Roman" w:cs="Times New Roman"/>
+                <w:sz w:val="24"/>
+                <w:szCs w:val="24"/>
+              </w:rPr>
+              <w:t>Penguji 1 (Ibu Leslie Anggraini)</w:t>
+            </w:r>
+          </w:p>
+        </w:tc>
+        <w:tc>
+          <w:tcPr>
+            <w:tcW w:w="2206" w:type="dxa"/>
+          </w:tcPr>
+          <w:p>
+            <w:pPr>
+              <w:rPr>
+                <w:rFonts w:ascii="Times New Roman" w:eastAsia="Times New Roman" w:hAnsi="Times New Roman" w:cs="Times New Roman"/>
+                <w:sz w:val="24"/>
+                <w:szCs w:val="24"/>
+                <w:lang w:val="sv-SE"/>
+              </w:rPr>
+            </w:pPr>
+            <w:r>
+              <w:rPr>
+                <w:rFonts w:ascii="Times New Roman" w:eastAsia="Times New Roman" w:hAnsi="Times New Roman" w:cs="Times New Roman"/>
+                <w:sz w:val="24"/>
+                <w:szCs w:val="24"/>
+                <w:lang w:val="sv-SE"/>
+              </w:rPr>
+              <w:t>Disetujui</w:t>
+            </w:r>
+          </w:p>
+        </w:tc>
+      </w:tr>
+      <w:tr>
+        <w:tc>
+          <w:tcPr>
+            <w:tcW w:w="562" w:type="dxa"/>
+          </w:tcPr>
+          <w:p>
+            <w:pPr>
+              <w:rPr>
+                <w:rFonts w:ascii="Times New Roman" w:eastAsia="Times New Roman" w:hAnsi="Times New Roman" w:cs="Times New Roman"/>
+                <w:sz w:val="24"/>
+                <w:szCs w:val="24"/>
+              </w:rPr>
+            </w:pPr>
+            <w:r>
+              <w:rPr>
+                <w:rFonts w:ascii="Times New Roman" w:eastAsia="Times New Roman" w:hAnsi="Times New Roman" w:cs="Times New Roman"/>
+                <w:sz w:val="24"/>
+                <w:szCs w:val="24"/>
+              </w:rPr>
+              <w:t>8</w:t>
+            </w:r>
+          </w:p>
+        </w:tc>
+        <w:tc>
+          <w:tcPr>
+            <w:tcW w:w="4678" w:type="dxa"/>
+          </w:tcPr>
+          <w:p>
+            <w:pPr>
+              <w:rPr>
+                <w:rFonts w:ascii="Times New Roman" w:eastAsia="Times New Roman" w:hAnsi="Times New Roman" w:cs="Times New Roman"/>
+                <w:sz w:val="24"/>
+                <w:szCs w:val="24"/>
+                <w:lang w:val="sv-SE"/>
+              </w:rPr>
+            </w:pPr>
+            <w:r>
+              <w:rPr>
+                <w:rFonts w:ascii="Times New Roman" w:eastAsia="Times New Roman" w:hAnsi="Times New Roman" w:cs="Times New Roman"/>
+                <w:sz w:val="24"/>
+                <w:szCs w:val="24"/>
+                <w:lang w:val="sv-SE"/>
+              </w:rPr>
+              <w:t>Menambahkan alasan pemilihan ELECTRA dibandingkan BERT serta strategi menangani teks panjang</w:t>
+            </w:r>
+          </w:p>
+        </w:tc>
+        <w:tc>
+          <w:tcPr>
+            <w:tcW w:w="2410" w:type="dxa"/>
+          </w:tcPr>
+          <w:p>
+            <w:pPr>
+              <w:rPr>
+                <w:rFonts w:ascii="Times New Roman" w:eastAsia="Times New Roman" w:hAnsi="Times New Roman" w:cs="Times New Roman"/>
+                <w:sz w:val="24"/>
+                <w:szCs w:val="24"/>
+                <w:lang w:val="sv-SE"/>
+              </w:rPr>
+            </w:pPr>
+            <w:r>
+              <w:rPr>
+                <w:rFonts w:ascii="Times New Roman" w:eastAsia="Times New Roman" w:hAnsi="Times New Roman" w:cs="Times New Roman"/>
+                <w:sz w:val="24"/>
+                <w:szCs w:val="24"/>
+              </w:rPr>
+              <w:t>Penguji 1 (Ibu Leslie Anggraini)</w:t>
+            </w:r>
+          </w:p>
+        </w:tc>
+        <w:tc>
+          <w:tcPr>
+            <w:tcW w:w="2206" w:type="dxa"/>
+          </w:tcPr>
+          <w:p>
+            <w:pPr>
+              <w:rPr>
+                <w:rFonts w:ascii="Times New Roman" w:eastAsia="Times New Roman" w:hAnsi="Times New Roman" w:cs="Times New Roman"/>
+                <w:sz w:val="24"/>
+                <w:szCs w:val="24"/>
+                <w:lang w:val="sv-SE"/>
+              </w:rPr>
+            </w:pPr>
+            <w:r>
+              <w:rPr>
+                <w:rFonts w:ascii="Times New Roman" w:eastAsia="Times New Roman" w:hAnsi="Times New Roman" w:cs="Times New Roman"/>
+                <w:sz w:val="24"/>
+                <w:szCs w:val="24"/>
+                <w:lang w:val="sv-SE"/>
+              </w:rPr>
+              <w:t>Disetujui</w:t>
+            </w:r>
+          </w:p>
+        </w:tc>
+      </w:tr>
+      <w:tr>
+        <w:tc>
+          <w:tcPr>
+            <w:tcW w:w="562" w:type="dxa"/>
+          </w:tcPr>
+          <w:p>
+            <w:pPr>
+              <w:rPr>
+                <w:rFonts w:ascii="Times New Roman" w:eastAsia="Times New Roman" w:hAnsi="Times New Roman" w:cs="Times New Roman"/>
+                <w:sz w:val="24"/>
+                <w:szCs w:val="24"/>
+              </w:rPr>
+            </w:pPr>
+            <w:r>
+              <w:rPr>
+                <w:rFonts w:ascii="Times New Roman" w:eastAsia="Times New Roman" w:hAnsi="Times New Roman" w:cs="Times New Roman"/>
+                <w:sz w:val="24"/>
+                <w:szCs w:val="24"/>
+              </w:rPr>
+              <w:t>9</w:t>
+            </w:r>
+          </w:p>
+        </w:tc>
+        <w:tc>
+          <w:tcPr>
+            <w:tcW w:w="4678" w:type="dxa"/>
+          </w:tcPr>
+          <w:p>
+            <w:pPr>
+              <w:rPr>
+                <w:rFonts w:ascii="Times New Roman" w:eastAsia="Times New Roman" w:hAnsi="Times New Roman" w:cs="Times New Roman"/>
+                <w:sz w:val="24"/>
+                <w:szCs w:val="24"/>
+                <w:lang w:val="sv-SE"/>
+              </w:rPr>
+            </w:pPr>
+            <w:r>
+              <w:rPr>
+                <w:rFonts w:ascii="Times New Roman" w:eastAsia="Times New Roman" w:hAnsi="Times New Roman" w:cs="Times New Roman"/>
+                <w:sz w:val="24"/>
+                <w:szCs w:val="24"/>
+                <w:lang w:val="sv-SE"/>
+              </w:rPr>
+              <w:t>Menjelaskan format/ekstensi citra meme yang digunakan</w:t>
+            </w:r>
+          </w:p>
+        </w:tc>
+        <w:tc>
+          <w:tcPr>
+            <w:tcW w:w="2410" w:type="dxa"/>
+          </w:tcPr>
+          <w:p>
+            <w:pPr>
+              <w:rPr>
+                <w:rFonts w:ascii="Times New Roman" w:eastAsia="Times New Roman" w:hAnsi="Times New Roman" w:cs="Times New Roman"/>
+                <w:sz w:val="24"/>
+                <w:szCs w:val="24"/>
+                <w:lang w:val="sv-SE"/>
+              </w:rPr>
+            </w:pPr>
+            <w:r>
+              <w:rPr>
+                <w:rFonts w:ascii="Times New Roman" w:eastAsia="Times New Roman" w:hAnsi="Times New Roman" w:cs="Times New Roman"/>
+                <w:sz w:val="24"/>
+                <w:szCs w:val="24"/>
+              </w:rPr>
+              <w:t>Penguji 1 (Ibu Leslie Anggraini)</w:t>
+            </w:r>
+          </w:p>
+        </w:tc>
+        <w:tc>
+          <w:tcPr>
+            <w:tcW w:w="2206" w:type="dxa"/>
+          </w:tcPr>
+          <w:p>
+            <w:pPr>
+              <w:rPr>
+                <w:rFonts w:ascii="Times New Roman" w:eastAsia="Times New Roman" w:hAnsi="Times New Roman" w:cs="Times New Roman"/>
+                <w:sz w:val="24"/>
+                <w:szCs w:val="24"/>
+                <w:lang w:val="sv-SE"/>
+              </w:rPr>
+            </w:pPr>
+            <w:r>
+              <w:rPr>
+                <w:rFonts w:ascii="Times New Roman" w:eastAsia="Times New Roman" w:hAnsi="Times New Roman" w:cs="Times New Roman"/>
+                <w:sz w:val="24"/>
+                <w:szCs w:val="24"/>
+                <w:lang w:val="sv-SE"/>
+              </w:rPr>
+              <w:t>Disetujui</w:t>
+            </w:r>
+          </w:p>
+        </w:tc>
+      </w:tr>
+      <w:tr>
+        <w:tc>
+          <w:tcPr>
+            <w:tcW w:w="562" w:type="dxa"/>
+          </w:tcPr>
+          <w:p>
+            <w:pPr>
+              <w:rPr>
+                <w:rFonts w:ascii="Times New Roman" w:eastAsia="Times New Roman" w:hAnsi="Times New Roman" w:cs="Times New Roman"/>
+                <w:sz w:val="24"/>
+                <w:szCs w:val="24"/>
+              </w:rPr>
+            </w:pPr>
+            <w:r>
+              <w:rPr>
+                <w:rFonts w:ascii="Times New Roman" w:eastAsia="Times New Roman" w:hAnsi="Times New Roman" w:cs="Times New Roman"/>
+                <w:sz w:val="24"/>
+                <w:szCs w:val="24"/>
+              </w:rPr>
+              <w:t>10</w:t>
+            </w:r>
+          </w:p>
+        </w:tc>
+        <w:tc>
+          <w:tcPr>
+            <w:tcW w:w="4678" w:type="dxa"/>
+          </w:tcPr>
+          <w:p>
+            <w:pPr>
+              <w:rPr>
+                <w:rFonts w:ascii="Times New Roman" w:eastAsia="Times New Roman" w:hAnsi="Times New Roman" w:cs="Times New Roman"/>
+                <w:sz w:val="24"/>
+                <w:szCs w:val="24"/>
+                <w:lang w:val="sv-SE"/>
+              </w:rPr>
+            </w:pPr>
+            <w:r>
+              <w:rPr>
+                <w:rFonts w:ascii="Times New Roman" w:eastAsia="Times New Roman" w:hAnsi="Times New Roman" w:cs="Times New Roman"/>
+                <w:sz w:val="24"/>
+                <w:szCs w:val="24"/>
+                <w:lang w:val="sv-SE"/>
+              </w:rPr>
+              <w:t xml:space="preserve">Menjelaskan penanganan konten </w:t>
+            </w:r>
+            <w:r>
+              <w:rPr>
+                <w:rFonts w:ascii="Times New Roman" w:eastAsia="Times New Roman" w:hAnsi="Times New Roman" w:cs="Times New Roman"/>
+                <w:sz w:val="24"/>
+                <w:szCs w:val="24"/>
+                <w:lang w:val="sv-SE"/>
+              </w:rPr>
+              <w:t>ketidakkonsistenan</w:t>
+            </w:r>
+            <w:r>
+              <w:rPr>
+                <w:rFonts w:ascii="Times New Roman" w:eastAsia="Times New Roman" w:hAnsi="Times New Roman" w:cs="Times New Roman"/>
+                <w:sz w:val="24"/>
+                <w:szCs w:val="24"/>
+                <w:lang w:val="sv-SE"/>
+              </w:rPr>
+              <w:t xml:space="preserve"> (teks/gambar) dalam klasifikasi</w:t>
+            </w:r>
+          </w:p>
+        </w:tc>
+        <w:tc>
+          <w:tcPr>
+            <w:tcW w:w="2410" w:type="dxa"/>
+          </w:tcPr>
+          <w:p>
+            <w:pPr>
+              <w:rPr>
+                <w:rFonts w:ascii="Times New Roman" w:eastAsia="Times New Roman" w:hAnsi="Times New Roman" w:cs="Times New Roman"/>
+                <w:sz w:val="24"/>
+                <w:szCs w:val="24"/>
+                <w:lang w:val="sv-SE"/>
+              </w:rPr>
+            </w:pPr>
+            <w:r>
+              <w:rPr>
+                <w:rFonts w:ascii="Times New Roman" w:eastAsia="Times New Roman" w:hAnsi="Times New Roman" w:cs="Times New Roman"/>
+                <w:sz w:val="24"/>
+                <w:szCs w:val="24"/>
+              </w:rPr>
+              <w:t>Penguji 1 (Ibu Leslie Anggraini)</w:t>
+            </w:r>
+          </w:p>
+        </w:tc>
+        <w:tc>
+          <w:tcPr>
+            <w:tcW w:w="2206" w:type="dxa"/>
+          </w:tcPr>
+          <w:p>
+            <w:pPr>
+              <w:rPr>
+                <w:rFonts w:ascii="Times New Roman" w:eastAsia="Times New Roman" w:hAnsi="Times New Roman" w:cs="Times New Roman"/>
+                <w:sz w:val="24"/>
+                <w:szCs w:val="24"/>
+                <w:lang w:val="sv-SE"/>
+              </w:rPr>
+            </w:pPr>
+            <w:r>
+              <w:rPr>
+                <w:rFonts w:ascii="Times New Roman" w:eastAsia="Times New Roman" w:hAnsi="Times New Roman" w:cs="Times New Roman"/>
+                <w:sz w:val="24"/>
+                <w:szCs w:val="24"/>
+                <w:lang w:val="sv-SE"/>
+              </w:rPr>
+              <w:t>Tidak Disetujui (</w:t>
+            </w:r>
+            <w:r>
+              <w:rPr>
+                <w:rFonts w:ascii="Times New Roman" w:eastAsia="Times New Roman" w:hAnsi="Times New Roman" w:cs="Times New Roman"/>
+                <w:sz w:val="24"/>
+                <w:szCs w:val="24"/>
+                <w:lang w:val="sv-SE"/>
+              </w:rPr>
+              <w:t xml:space="preserve">Penentuan label pada penelitian ini tidak dilakukan secara manual setelah proses klasifikasi, melainkan telah ditetapkan sejak awal melalui </w:t>
+            </w:r>
+            <w:r>
+              <w:rPr>
+                <w:rFonts w:ascii="Times New Roman" w:eastAsia="Times New Roman" w:hAnsi="Times New Roman" w:cs="Times New Roman"/>
+                <w:i/>
+                <w:iCs/>
+                <w:sz w:val="24"/>
+                <w:szCs w:val="24"/>
+                <w:lang w:val="sv-SE"/>
+              </w:rPr>
+              <w:t>annotation guideline</w:t>
+            </w:r>
+            <w:r>
+              <w:rPr>
+                <w:rFonts w:ascii="Times New Roman" w:eastAsia="Times New Roman" w:hAnsi="Times New Roman" w:cs="Times New Roman"/>
+                <w:sz w:val="24"/>
+                <w:szCs w:val="24"/>
+                <w:lang w:val="sv-SE"/>
+              </w:rPr>
+              <w:t xml:space="preserve"> yang diberikan kepada LLM</w:t>
+            </w:r>
+            <w:r>
+              <w:rPr>
+                <w:rFonts w:ascii="Times New Roman" w:eastAsia="Times New Roman" w:hAnsi="Times New Roman" w:cs="Times New Roman"/>
+                <w:sz w:val="24"/>
+                <w:szCs w:val="24"/>
+                <w:lang w:val="sv-SE"/>
+              </w:rPr>
+              <w:t>)</w:t>
+            </w:r>
+          </w:p>
+        </w:tc>
+      </w:tr>
+      <w:tr>
+        <w:tc>
+          <w:tcPr>
+            <w:tcW w:w="562" w:type="dxa"/>
+          </w:tcPr>
+          <w:p>
+            <w:pPr>
+              <w:rPr>
+                <w:rFonts w:ascii="Times New Roman" w:eastAsia="Times New Roman" w:hAnsi="Times New Roman" w:cs="Times New Roman"/>
+                <w:sz w:val="24"/>
+                <w:szCs w:val="24"/>
+              </w:rPr>
+            </w:pPr>
+            <w:r>
+              <w:rPr>
+                <w:rFonts w:ascii="Times New Roman" w:eastAsia="Times New Roman" w:hAnsi="Times New Roman" w:cs="Times New Roman"/>
+                <w:sz w:val="24"/>
+                <w:szCs w:val="24"/>
+              </w:rPr>
+              <w:lastRenderedPageBreak/>
+              <w:t>11</w:t>
+            </w:r>
+          </w:p>
+        </w:tc>
+        <w:tc>
+          <w:tcPr>
+            <w:tcW w:w="4678" w:type="dxa"/>
+          </w:tcPr>
+          <w:p>
+            <w:pPr>
+              <w:rPr>
+                <w:rFonts w:ascii="Times New Roman" w:eastAsia="Times New Roman" w:hAnsi="Times New Roman" w:cs="Times New Roman"/>
+                <w:sz w:val="24"/>
+                <w:szCs w:val="24"/>
+                <w:lang w:val="sv-SE"/>
+              </w:rPr>
+            </w:pPr>
+            <w:r>
+              <w:rPr>
+                <w:rFonts w:ascii="Times New Roman" w:eastAsia="Times New Roman" w:hAnsi="Times New Roman" w:cs="Times New Roman"/>
+                <w:sz w:val="24"/>
+                <w:szCs w:val="24"/>
+              </w:rPr>
+              <w:t xml:space="preserve">Menambahkan penjelasan tentang image &amp; </w:t>
+            </w:r>
+            <w:r>
+              <w:rPr>
+                <w:rFonts w:ascii="Times New Roman" w:eastAsia="Times New Roman" w:hAnsi="Times New Roman" w:cs="Times New Roman"/>
+                <w:i/>
+                <w:iCs/>
+                <w:sz w:val="24"/>
+                <w:szCs w:val="24"/>
+              </w:rPr>
+              <w:t>text projection</w:t>
+            </w:r>
+            <w:r>
+              <w:rPr>
+                <w:rFonts w:ascii="Times New Roman" w:eastAsia="Times New Roman" w:hAnsi="Times New Roman" w:cs="Times New Roman"/>
+                <w:sz w:val="24"/>
+                <w:szCs w:val="24"/>
+              </w:rPr>
+              <w:t xml:space="preserve"> layer pada Bab III</w:t>
+            </w:r>
+          </w:p>
+        </w:tc>
+        <w:tc>
+          <w:tcPr>
+            <w:tcW w:w="2410" w:type="dxa"/>
+          </w:tcPr>
+          <w:p>
+            <w:pPr>
+              <w:rPr>
+                <w:rFonts w:ascii="Times New Roman" w:eastAsia="Times New Roman" w:hAnsi="Times New Roman" w:cs="Times New Roman"/>
+                <w:sz w:val="24"/>
+                <w:szCs w:val="24"/>
+                <w:lang w:val="sv-SE"/>
+              </w:rPr>
+            </w:pPr>
+            <w:r>
+              <w:rPr>
+                <w:rFonts w:ascii="Times New Roman" w:eastAsia="Times New Roman" w:hAnsi="Times New Roman" w:cs="Times New Roman"/>
+                <w:sz w:val="24"/>
+                <w:szCs w:val="24"/>
+              </w:rPr>
+              <w:t>Penguji 1 (Ibu Leslie Anggraini)</w:t>
+            </w:r>
+          </w:p>
+        </w:tc>
+        <w:tc>
+          <w:tcPr>
+            <w:tcW w:w="2206" w:type="dxa"/>
+          </w:tcPr>
+          <w:p>
+            <w:pPr>
+              <w:rPr>
+                <w:rFonts w:ascii="Times New Roman" w:eastAsia="Times New Roman" w:hAnsi="Times New Roman" w:cs="Times New Roman"/>
+                <w:sz w:val="24"/>
+                <w:szCs w:val="24"/>
+                <w:lang w:val="sv-SE"/>
+              </w:rPr>
+            </w:pPr>
+            <w:r>
+              <w:rPr>
+                <w:rFonts w:ascii="Times New Roman" w:eastAsia="Times New Roman" w:hAnsi="Times New Roman" w:cs="Times New Roman"/>
+                <w:sz w:val="24"/>
+                <w:szCs w:val="24"/>
+                <w:lang w:val="sv-SE"/>
+              </w:rPr>
+              <w:t>Disetujui</w:t>
+            </w:r>
+          </w:p>
+        </w:tc>
+      </w:tr>
+      <w:tr>
+        <w:tc>
+          <w:tcPr>
+            <w:tcW w:w="562" w:type="dxa"/>
+          </w:tcPr>
+          <w:p>
+            <w:pPr>
+              <w:rPr>
+                <w:rFonts w:ascii="Times New Roman" w:eastAsia="Times New Roman" w:hAnsi="Times New Roman" w:cs="Times New Roman"/>
+                <w:sz w:val="24"/>
+                <w:szCs w:val="24"/>
+              </w:rPr>
+            </w:pPr>
+            <w:r>
+              <w:rPr>
+                <w:rFonts w:ascii="Times New Roman" w:eastAsia="Times New Roman" w:hAnsi="Times New Roman" w:cs="Times New Roman"/>
+                <w:sz w:val="24"/>
+                <w:szCs w:val="24"/>
+              </w:rPr>
+              <w:t>12</w:t>
+            </w:r>
+          </w:p>
+        </w:tc>
+        <w:tc>
+          <w:tcPr>
+            <w:tcW w:w="4678" w:type="dxa"/>
+          </w:tcPr>
+          <w:p>
+            <w:pPr>
+              <w:rPr>
+                <w:rFonts w:ascii="Times New Roman" w:eastAsia="Times New Roman" w:hAnsi="Times New Roman" w:cs="Times New Roman"/>
+                <w:sz w:val="24"/>
+                <w:szCs w:val="24"/>
+                <w:lang w:val="sv-SE"/>
+              </w:rPr>
+            </w:pPr>
+            <w:r>
+              <w:rPr>
+                <w:rFonts w:ascii="Times New Roman" w:eastAsia="Times New Roman" w:hAnsi="Times New Roman" w:cs="Times New Roman"/>
+                <w:sz w:val="24"/>
+                <w:szCs w:val="24"/>
+                <w:lang w:val="sv-SE"/>
+              </w:rPr>
+              <w:t xml:space="preserve">Menjelaskan secara rinci proses rekayasa dataset  </w:t>
+            </w:r>
+          </w:p>
+        </w:tc>
+        <w:tc>
+          <w:tcPr>
+            <w:tcW w:w="2410" w:type="dxa"/>
+          </w:tcPr>
+          <w:p>
+            <w:pPr>
+              <w:rPr>
+                <w:rFonts w:ascii="Times New Roman" w:eastAsia="Times New Roman" w:hAnsi="Times New Roman" w:cs="Times New Roman"/>
+                <w:sz w:val="24"/>
+                <w:szCs w:val="24"/>
+                <w:lang w:val="en-US"/>
+              </w:rPr>
+            </w:pPr>
+            <w:r>
+              <w:rPr>
+                <w:rFonts w:ascii="Times New Roman" w:eastAsia="Times New Roman" w:hAnsi="Times New Roman" w:cs="Times New Roman"/>
+                <w:sz w:val="24"/>
+                <w:szCs w:val="24"/>
+              </w:rPr>
+              <w:t>Penguji 2 (I Wayan Wiprayoga Wisesa)</w:t>
+            </w:r>
+          </w:p>
+        </w:tc>
+        <w:tc>
+          <w:tcPr>
+            <w:tcW w:w="2206" w:type="dxa"/>
+          </w:tcPr>
+          <w:p>
+            <w:pPr>
+              <w:rPr>
+                <w:rFonts w:ascii="Times New Roman" w:eastAsia="Times New Roman" w:hAnsi="Times New Roman" w:cs="Times New Roman"/>
+                <w:sz w:val="24"/>
+                <w:szCs w:val="24"/>
+                <w:lang w:val="en-US"/>
+              </w:rPr>
+            </w:pPr>
+            <w:r>
+              <w:rPr>
+                <w:rFonts w:ascii="Times New Roman" w:eastAsia="Times New Roman" w:hAnsi="Times New Roman" w:cs="Times New Roman"/>
+                <w:sz w:val="24"/>
+                <w:szCs w:val="24"/>
+                <w:lang w:val="sv-SE"/>
+              </w:rPr>
+              <w:t>Disetujui</w:t>
+            </w:r>
+          </w:p>
+        </w:tc>
+      </w:tr>
+      <w:tr>
+        <w:tc>
+          <w:tcPr>
+            <w:tcW w:w="562" w:type="dxa"/>
+          </w:tcPr>
+          <w:p>
+            <w:pPr>
+              <w:rPr>
+                <w:rFonts w:ascii="Times New Roman" w:eastAsia="Times New Roman" w:hAnsi="Times New Roman" w:cs="Times New Roman"/>
+                <w:sz w:val="24"/>
+                <w:szCs w:val="24"/>
+              </w:rPr>
+            </w:pPr>
+            <w:r>
+              <w:rPr>
+                <w:rFonts w:ascii="Times New Roman" w:eastAsia="Times New Roman" w:hAnsi="Times New Roman" w:cs="Times New Roman"/>
+                <w:sz w:val="24"/>
+                <w:szCs w:val="24"/>
+              </w:rPr>
+              <w:t>13</w:t>
+            </w:r>
+          </w:p>
+        </w:tc>
+        <w:tc>
+          <w:tcPr>
+            <w:tcW w:w="4678" w:type="dxa"/>
+          </w:tcPr>
+          <w:p>
+            <w:pPr>
+              <w:rPr>
+                <w:rFonts w:ascii="Times New Roman" w:eastAsia="Times New Roman" w:hAnsi="Times New Roman" w:cs="Times New Roman"/>
+                <w:sz w:val="24"/>
+                <w:szCs w:val="24"/>
+              </w:rPr>
+            </w:pPr>
+            <w:r>
+              <w:rPr>
+                <w:rFonts w:ascii="Times New Roman" w:eastAsia="Times New Roman" w:hAnsi="Times New Roman" w:cs="Times New Roman"/>
+                <w:sz w:val="24"/>
+                <w:szCs w:val="24"/>
+              </w:rPr>
+              <w:t xml:space="preserve">Menambahkan contoh meme </w:t>
+            </w:r>
+            <w:r>
+              <w:rPr>
+                <w:rFonts w:ascii="Times New Roman" w:eastAsia="Times New Roman" w:hAnsi="Times New Roman" w:cs="Times New Roman"/>
+                <w:i/>
+                <w:iCs/>
+                <w:sz w:val="24"/>
+                <w:szCs w:val="24"/>
+              </w:rPr>
+              <w:t>non self-harm</w:t>
+            </w:r>
+            <w:r>
+              <w:rPr>
+                <w:rFonts w:ascii="Times New Roman" w:eastAsia="Times New Roman" w:hAnsi="Times New Roman" w:cs="Times New Roman"/>
+                <w:sz w:val="24"/>
+                <w:szCs w:val="24"/>
+              </w:rPr>
+              <w:t xml:space="preserve"> dalam laporan</w:t>
+            </w:r>
+          </w:p>
+        </w:tc>
+        <w:tc>
+          <w:tcPr>
+            <w:tcW w:w="2410" w:type="dxa"/>
+          </w:tcPr>
+          <w:p>
+            <w:pPr>
+              <w:rPr>
+                <w:rFonts w:ascii="Times New Roman" w:eastAsia="Times New Roman" w:hAnsi="Times New Roman" w:cs="Times New Roman"/>
+                <w:sz w:val="24"/>
+                <w:szCs w:val="24"/>
+              </w:rPr>
+            </w:pPr>
+            <w:r>
+              <w:rPr>
+                <w:rFonts w:ascii="Times New Roman" w:eastAsia="Times New Roman" w:hAnsi="Times New Roman" w:cs="Times New Roman"/>
+                <w:sz w:val="24"/>
+                <w:szCs w:val="24"/>
+              </w:rPr>
+              <w:t>Penguji 2 (I Wayan Wiprayoga Wisesa)</w:t>
+            </w:r>
+          </w:p>
+        </w:tc>
+        <w:tc>
+          <w:tcPr>
+            <w:tcW w:w="2206" w:type="dxa"/>
+          </w:tcPr>
+          <w:p>
+            <w:pPr>
+              <w:rPr>
+                <w:rFonts w:ascii="Times New Roman" w:eastAsia="Times New Roman" w:hAnsi="Times New Roman" w:cs="Times New Roman"/>
+                <w:sz w:val="24"/>
+                <w:szCs w:val="24"/>
+                <w:lang w:val="en-US"/>
+              </w:rPr>
+            </w:pPr>
+            <w:r>
+              <w:rPr>
+                <w:rFonts w:ascii="Times New Roman" w:eastAsia="Times New Roman" w:hAnsi="Times New Roman" w:cs="Times New Roman"/>
+                <w:sz w:val="24"/>
+                <w:szCs w:val="24"/>
+                <w:lang w:val="sv-SE"/>
+              </w:rPr>
+              <w:t>Disetujui</w:t>
+            </w:r>
+          </w:p>
+        </w:tc>
+      </w:tr>
+      <w:tr>
+        <w:tc>
+          <w:tcPr>
+            <w:tcW w:w="562" w:type="dxa"/>
+          </w:tcPr>
+          <w:p>
+            <w:pPr>
+              <w:rPr>
+                <w:rFonts w:ascii="Times New Roman" w:eastAsia="Times New Roman" w:hAnsi="Times New Roman" w:cs="Times New Roman"/>
+                <w:sz w:val="24"/>
+                <w:szCs w:val="24"/>
+              </w:rPr>
+            </w:pPr>
+            <w:r>
+              <w:rPr>
+                <w:rFonts w:ascii="Times New Roman" w:eastAsia="Times New Roman" w:hAnsi="Times New Roman" w:cs="Times New Roman"/>
+                <w:sz w:val="24"/>
+                <w:szCs w:val="24"/>
+              </w:rPr>
+              <w:t>14</w:t>
+            </w:r>
+          </w:p>
+        </w:tc>
+        <w:tc>
+          <w:tcPr>
+            <w:tcW w:w="4678" w:type="dxa"/>
+          </w:tcPr>
+          <w:p>
+            <w:pPr>
+              <w:rPr>
+                <w:rFonts w:ascii="Times New Roman" w:eastAsia="Times New Roman" w:hAnsi="Times New Roman" w:cs="Times New Roman"/>
+                <w:sz w:val="24"/>
+                <w:szCs w:val="24"/>
+                <w:lang w:val="en-US"/>
+              </w:rPr>
+            </w:pPr>
+            <w:r>
+              <w:rPr>
+                <w:rFonts w:ascii="Times New Roman" w:eastAsia="Times New Roman" w:hAnsi="Times New Roman" w:cs="Times New Roman"/>
+                <w:sz w:val="24"/>
+                <w:szCs w:val="24"/>
+              </w:rPr>
+              <w:t xml:space="preserve">Menambahkan batasan penelitian (input multimodal, definisi </w:t>
+            </w:r>
+            <w:r>
+              <w:rPr>
+                <w:rFonts w:ascii="Times New Roman" w:eastAsia="Times New Roman" w:hAnsi="Times New Roman" w:cs="Times New Roman"/>
+                <w:i/>
+                <w:iCs/>
+                <w:sz w:val="24"/>
+                <w:szCs w:val="24"/>
+              </w:rPr>
+              <w:t>self-harm &amp; non self-harm</w:t>
+            </w:r>
+            <w:r>
+              <w:rPr>
+                <w:rFonts w:ascii="Times New Roman" w:eastAsia="Times New Roman" w:hAnsi="Times New Roman" w:cs="Times New Roman"/>
+                <w:sz w:val="24"/>
+                <w:szCs w:val="24"/>
+              </w:rPr>
+              <w:t>)</w:t>
+            </w:r>
+          </w:p>
+        </w:tc>
+        <w:tc>
+          <w:tcPr>
+            <w:tcW w:w="2410" w:type="dxa"/>
+          </w:tcPr>
+          <w:p>
+            <w:pPr>
+              <w:rPr>
+                <w:rFonts w:ascii="Times New Roman" w:eastAsia="Times New Roman" w:hAnsi="Times New Roman" w:cs="Times New Roman"/>
+                <w:sz w:val="24"/>
+                <w:szCs w:val="24"/>
+              </w:rPr>
+            </w:pPr>
+            <w:r>
+              <w:rPr>
+                <w:rFonts w:ascii="Times New Roman" w:eastAsia="Times New Roman" w:hAnsi="Times New Roman" w:cs="Times New Roman"/>
+                <w:sz w:val="24"/>
+                <w:szCs w:val="24"/>
+              </w:rPr>
+              <w:t>Penguji 2 (I Wayan Wiprayoga Wisesa)</w:t>
+            </w:r>
+          </w:p>
+        </w:tc>
+        <w:tc>
+          <w:tcPr>
+            <w:tcW w:w="2206" w:type="dxa"/>
+          </w:tcPr>
+          <w:p>
+            <w:pPr>
+              <w:rPr>
+                <w:rFonts w:ascii="Times New Roman" w:eastAsia="Times New Roman" w:hAnsi="Times New Roman" w:cs="Times New Roman"/>
+                <w:sz w:val="24"/>
+                <w:szCs w:val="24"/>
+                <w:lang w:val="en-US"/>
+              </w:rPr>
+            </w:pPr>
+            <w:r>
+              <w:rPr>
+                <w:rFonts w:ascii="Times New Roman" w:eastAsia="Times New Roman" w:hAnsi="Times New Roman" w:cs="Times New Roman"/>
+                <w:sz w:val="24"/>
+                <w:szCs w:val="24"/>
+                <w:lang w:val="sv-SE"/>
               </w:rPr>
               <w:t>Disetujui</w:t>
             </w:r>
@@ -471,6 +1753,7 @@
           <w:b/>
           <w:sz w:val="20"/>
           <w:szCs w:val="20"/>
+          <w:lang w:val="en-US"/>
         </w:rPr>
       </w:pPr>
     </w:p>
@@ -488,21 +1771,29 @@
           <w:sz w:val="24"/>
           <w:szCs w:val="24"/>
         </w:rPr>
-        <w:t>Lampung Selatan, tanggal-bulan-tahun</w:t>
+        <w:t xml:space="preserve">Lampung Selatan, </w:t>
+      </w:r>
+      <w:r>
+        <w:rPr>
+          <w:rFonts w:ascii="Times New Roman" w:eastAsia="Times New Roman" w:hAnsi="Times New Roman" w:cs="Times New Roman"/>
+          <w:sz w:val="24"/>
+          <w:szCs w:val="24"/>
+        </w:rPr>
+        <w:t xml:space="preserve">01 April </w:t>
+      </w:r>
+      <w:r>
+        <w:rPr>
+          <w:rFonts w:ascii="Times New Roman" w:eastAsia="Times New Roman" w:hAnsi="Times New Roman" w:cs="Times New Roman"/>
+          <w:sz w:val="24"/>
+          <w:szCs w:val="24"/>
+        </w:rPr>
+        <w:t>2026</w:t>
       </w:r>
     </w:p>
     <w:tbl>
       <w:tblPr>
         <w:tblStyle w:val="affff1"/>
         <w:tblW w:w="9856" w:type="dxa"/>
-        <w:tblBorders>
-          <w:top w:val="single" w:sz="4" w:space="0" w:color="000000"/>
-          <w:left w:val="single" w:sz="4" w:space="0" w:color="000000"/>
-          <w:bottom w:val="single" w:sz="4" w:space="0" w:color="000000"/>
-          <w:right w:val="single" w:sz="4" w:space="0" w:color="000000"/>
-          <w:insideH w:val="single" w:sz="4" w:space="0" w:color="000000"/>
-          <w:insideV w:val="single" w:sz="4" w:space="0" w:color="000000"/>
-        </w:tblBorders>
         <w:tblLayout w:type="fixed"/>
         <w:tblLook w:val="0400" w:firstRow="0" w:lastRow="0" w:firstColumn="0" w:lastColumn="0" w:noHBand="0" w:noVBand="1"/>
       </w:tblPr>
@@ -656,7 +1947,7 @@
                 <w:sz w:val="24"/>
                 <w:szCs w:val="24"/>
               </w:rPr>
-              <w:t>(Nama)</w:t>
+              <w:t>Martin C.T. Manullang</w:t>
             </w:r>
           </w:p>
         </w:tc>
@@ -709,6 +2000,24 @@
               </w:rPr>
               <w:t>NIP/NRK</w:t>
             </w:r>
+            <w:r>
+              <w:rPr>
+                <w:rFonts w:ascii="Times New Roman" w:eastAsia="Times New Roman" w:hAnsi="Times New Roman" w:cs="Times New Roman"/>
+                <w:b/>
+                <w:sz w:val="24"/>
+                <w:szCs w:val="24"/>
+              </w:rPr>
+              <w:t xml:space="preserve"> : </w:t>
+            </w:r>
+            <w:r>
+              <w:rPr>
+                <w:rFonts w:ascii="Times New Roman" w:eastAsia="Times New Roman" w:hAnsi="Times New Roman" w:cs="Times New Roman"/>
+                <w:b/>
+                <w:sz w:val="24"/>
+                <w:szCs w:val="24"/>
+              </w:rPr>
+              <w:t>19930109 201903 1 017</w:t>
+            </w:r>
           </w:p>
         </w:tc>
         <w:tc>
@@ -717,7 +2026,7 @@
           </w:tcPr>
           <w:p>
             <w:pPr>
-              <w:jc w:val="right"/>
+              <w:jc w:val="center"/>
               <w:rPr>
                 <w:rFonts w:ascii="Times New Roman" w:eastAsia="Times New Roman" w:hAnsi="Times New Roman" w:cs="Times New Roman"/>
                 <w:b/>
@@ -725,6 +2034,15 @@
                 <w:szCs w:val="24"/>
               </w:rPr>
             </w:pPr>
+            <w:r>
+              <w:rPr>
+                <w:rFonts w:ascii="Times New Roman" w:eastAsia="Times New Roman" w:hAnsi="Times New Roman" w:cs="Times New Roman"/>
+                <w:b/>
+                <w:sz w:val="24"/>
+                <w:szCs w:val="24"/>
+              </w:rPr>
+              <w:t xml:space="preserve">    </w:t>
+            </w:r>
             <w:r>
               <w:rPr>
                 <w:rFonts w:ascii="Times New Roman" w:eastAsia="Times New Roman" w:hAnsi="Times New Roman" w:cs="Times New Roman"/>
@@ -1105,7 +2423,7 @@
         <w:noProof/>
       </w:rPr>
       <w:drawing>
-        <wp:anchor distT="0" distB="0" distL="0" distR="0" simplePos="0" relativeHeight="251663360" behindDoc="1" locked="0" layoutInCell="1" hidden="0" allowOverlap="1">
+        <wp:anchor distT="0" distB="0" distL="0" distR="0" simplePos="0" relativeHeight="251663360" behindDoc="1" locked="0" layoutInCell="1" hidden="0" allowOverlap="1" wp14:anchorId="4E54AF7C" wp14:editId="21DD1512">
           <wp:simplePos x="0" y="0"/>
           <wp:positionH relativeFrom="column">
             <wp:posOffset>-1260467</wp:posOffset>
@@ -1265,7 +2583,7 @@
         <w:noProof/>
       </w:rPr>
       <w:drawing>
-        <wp:anchor distT="0" distB="0" distL="0" distR="0" simplePos="0" relativeHeight="251661312" behindDoc="1" locked="0" layoutInCell="1" hidden="0" allowOverlap="1">
+        <wp:anchor distT="0" distB="0" distL="0" distR="0" simplePos="0" relativeHeight="251661312" behindDoc="1" locked="0" layoutInCell="1" hidden="0" allowOverlap="1" wp14:anchorId="0209D61E" wp14:editId="4E67EE0D">
           <wp:simplePos x="0" y="0"/>
           <wp:positionH relativeFrom="column">
             <wp:posOffset>-104134</wp:posOffset>
@@ -1457,7 +2775,7 @@
       <mc:AlternateContent>
         <mc:Choice Requires="wps">
           <w:drawing>
-            <wp:anchor distT="0" distB="0" distL="114300" distR="114300" simplePos="0" relativeHeight="251662336" behindDoc="0" locked="0" layoutInCell="1" hidden="0" allowOverlap="1">
+            <wp:anchor distT="0" distB="0" distL="114300" distR="114300" simplePos="0" relativeHeight="251662336" behindDoc="0" locked="0" layoutInCell="1" hidden="0" allowOverlap="1" wp14:anchorId="04244890" wp14:editId="7F006CA3">
               <wp:simplePos x="0" y="0"/>
               <wp:positionH relativeFrom="column">
                 <wp:posOffset>-850896</wp:posOffset>
@@ -1584,48 +2902,12 @@
         <w:tab w:val="right" w:pos="9026"/>
       </w:tabs>
       <w:spacing w:after="0" w:line="240" w:lineRule="auto"/>
-      <w:jc w:val="right"/>
+      <w:jc w:val="center"/>
       <w:rPr>
         <w:rFonts w:ascii="Times New Roman" w:eastAsia="Times New Roman" w:hAnsi="Times New Roman" w:cs="Times New Roman"/>
         <w:color w:val="000000"/>
       </w:rPr>
     </w:pPr>
-    <w:r>
-      <w:rPr>
-        <w:rFonts w:ascii="Times New Roman" w:eastAsia="Times New Roman" w:hAnsi="Times New Roman" w:cs="Times New Roman"/>
-        <w:color w:val="000000"/>
-      </w:rPr>
-      <w:fldChar w:fldCharType="begin"/>
-    </w:r>
-    <w:r>
-      <w:rPr>
-        <w:rFonts w:ascii="Times New Roman" w:eastAsia="Times New Roman" w:hAnsi="Times New Roman" w:cs="Times New Roman"/>
-        <w:color w:val="000000"/>
-      </w:rPr>
-      <w:instrText>PAGE</w:instrText>
-    </w:r>
-    <w:r>
-      <w:rPr>
-        <w:rFonts w:ascii="Times New Roman" w:eastAsia="Times New Roman" w:hAnsi="Times New Roman" w:cs="Times New Roman"/>
-        <w:color w:val="000000"/>
-      </w:rPr>
-      <w:fldChar w:fldCharType="separate"/>
-    </w:r>
-    <w:r>
-      <w:rPr>
-        <w:rFonts w:ascii="Times New Roman" w:eastAsia="Times New Roman" w:hAnsi="Times New Roman" w:cs="Times New Roman"/>
-        <w:noProof/>
-        <w:color w:val="000000"/>
-      </w:rPr>
-      <w:t>15</w:t>
-    </w:r>
-    <w:r>
-      <w:rPr>
-        <w:rFonts w:ascii="Times New Roman" w:eastAsia="Times New Roman" w:hAnsi="Times New Roman" w:cs="Times New Roman"/>
-        <w:color w:val="000000"/>
-      </w:rPr>
-      <w:fldChar w:fldCharType="end"/>
-    </w:r>
   </w:p>
   <w:p>
     <w:pPr>
@@ -4292,7 +5574,6 @@
   <w:style w:type="character" w:default="1" w:styleId="DefaultParagraphFont">
     <w:name w:val="Default Paragraph Font"/>
     <w:uiPriority w:val="1"/>
-    <w:semiHidden/>
     <w:unhideWhenUsed/>
   </w:style>
   <w:style w:type="table" w:default="1" w:styleId="TableNormal">
